--- a/01-6个主号内容创作/引流小号_发布文案/引流小号_第92-98篇.docx
+++ b/01-6个主号内容创作/引流小号_发布文案/引流小号_第92-98篇.docx
@@ -9,30 +9,6 @@
           <w:sz w:val="28"/>
         </w:rPr>
         <w:t>第92篇</w:t>
-      </w:r>
-    </w:p>
-    <w:p>
-      <w:r>
-        <w:rPr>
-          <w:b/>
-          <w:sz w:val="24"/>
-        </w:rPr>
-        <w:t>标题：打开教材就想刷手机停不下来</w:t>
-      </w:r>
-    </w:p>
-    <w:p>
-      <w:r>
-        <w:rPr>
-          <w:sz w:val="24"/>
-        </w:rPr>
-      </w:r>
-    </w:p>
-    <w:p>
-      <w:r>
-        <w:rPr>
-          <w:sz w:val="24"/>
-        </w:rPr>
-        <w:t>正文：</w:t>
       </w:r>
     </w:p>
     <w:p>
@@ -80,45 +56,7 @@
         <w:rPr>
           <w:sz w:val="24"/>
         </w:rPr>
-      </w:r>
-    </w:p>
-    <w:p>
-      <w:r>
-        <w:rPr>
-          <w:sz w:val="24"/>
-        </w:rPr>
-        <w:t>话题：#会计 #中级会计 #中级会计备考 #注会cpa #财会 #备考焦虑 #备考打卡 #诗雨会计</w:t>
-      </w:r>
-    </w:p>
-    <w:p>
-      <w:r>
-        <w:rPr>
-          <w:sz w:val="24"/>
-        </w:rPr>
-      </w:r>
-    </w:p>
-    <w:p>
-      <w:r>
-        <w:rPr>
-          <w:sz w:val="24"/>
-        </w:rPr>
-        <w:t>时间：</w:t>
-      </w:r>
-    </w:p>
-    <w:p>
-      <w:r>
-        <w:rPr>
-          <w:sz w:val="24"/>
-        </w:rPr>
-      </w:r>
-    </w:p>
-    <w:p>
-      <w:r>
-        <w:rPr>
-          <w:b/>
-          <w:sz w:val="24"/>
-        </w:rPr>
-        <w:t>账号：14芳芳财会|沈小辉</w:t>
+        <w:t>#会计 #中级会计 #中级会计备考 #注会cpa #财会 #备考焦虑 #备考打卡 #诗雨会计</w:t>
       </w:r>
     </w:p>
     <w:p>
@@ -133,30 +71,6 @@
           <w:sz w:val="28"/>
         </w:rPr>
         <w:t>第93篇</w:t>
-      </w:r>
-    </w:p>
-    <w:p>
-      <w:r>
-        <w:rPr>
-          <w:b/>
-          <w:sz w:val="24"/>
-        </w:rPr>
-        <w:t>标题：题目看懂了自己做还是全错</w:t>
-      </w:r>
-    </w:p>
-    <w:p>
-      <w:r>
-        <w:rPr>
-          <w:sz w:val="24"/>
-        </w:rPr>
-      </w:r>
-    </w:p>
-    <w:p>
-      <w:r>
-        <w:rPr>
-          <w:sz w:val="24"/>
-        </w:rPr>
-        <w:t>正文：</w:t>
       </w:r>
     </w:p>
     <w:p>
@@ -204,45 +118,7 @@
         <w:rPr>
           <w:sz w:val="24"/>
         </w:rPr>
-      </w:r>
-    </w:p>
-    <w:p>
-      <w:r>
-        <w:rPr>
-          <w:sz w:val="24"/>
-        </w:rPr>
-        <w:t>话题：#会计 #中级会计 #中级会计备考 #注会cpa #财会 #备考日记 #备考打卡 #诗雨会计</w:t>
-      </w:r>
-    </w:p>
-    <w:p>
-      <w:r>
-        <w:rPr>
-          <w:sz w:val="24"/>
-        </w:rPr>
-      </w:r>
-    </w:p>
-    <w:p>
-      <w:r>
-        <w:rPr>
-          <w:sz w:val="24"/>
-        </w:rPr>
-        <w:t>时间：</w:t>
-      </w:r>
-    </w:p>
-    <w:p>
-      <w:r>
-        <w:rPr>
-          <w:sz w:val="24"/>
-        </w:rPr>
-      </w:r>
-    </w:p>
-    <w:p>
-      <w:r>
-        <w:rPr>
-          <w:b/>
-          <w:sz w:val="24"/>
-        </w:rPr>
-        <w:t>账号：14芳芳财会|孙青5263</w:t>
+        <w:t>#会计 #中级会计 #中级会计备考 #注会cpa #财会 #备考日记 #备考打卡 #诗雨会计</w:t>
       </w:r>
     </w:p>
     <w:p>
@@ -257,30 +133,6 @@
           <w:sz w:val="28"/>
         </w:rPr>
         <w:t>第94篇</w:t>
-      </w:r>
-    </w:p>
-    <w:p>
-      <w:r>
-        <w:rPr>
-          <w:b/>
-          <w:sz w:val="24"/>
-        </w:rPr>
-        <w:t>标题：报了班一个月了课还没开始看</w:t>
-      </w:r>
-    </w:p>
-    <w:p>
-      <w:r>
-        <w:rPr>
-          <w:sz w:val="24"/>
-        </w:rPr>
-      </w:r>
-    </w:p>
-    <w:p>
-      <w:r>
-        <w:rPr>
-          <w:sz w:val="24"/>
-        </w:rPr>
-        <w:t>正文：</w:t>
       </w:r>
     </w:p>
     <w:p>
@@ -328,45 +180,7 @@
         <w:rPr>
           <w:sz w:val="24"/>
         </w:rPr>
-      </w:r>
-    </w:p>
-    <w:p>
-      <w:r>
-        <w:rPr>
-          <w:sz w:val="24"/>
-        </w:rPr>
-        <w:t>话题：#会计 #中级会计 #中级会计备考 #注会cpa #财会 #备考焦虑 #上班族备考 #诗雨会计</w:t>
-      </w:r>
-    </w:p>
-    <w:p>
-      <w:r>
-        <w:rPr>
-          <w:sz w:val="24"/>
-        </w:rPr>
-      </w:r>
-    </w:p>
-    <w:p>
-      <w:r>
-        <w:rPr>
-          <w:sz w:val="24"/>
-        </w:rPr>
-        <w:t>时间：</w:t>
-      </w:r>
-    </w:p>
-    <w:p>
-      <w:r>
-        <w:rPr>
-          <w:sz w:val="24"/>
-        </w:rPr>
-      </w:r>
-    </w:p>
-    <w:p>
-      <w:r>
-        <w:rPr>
-          <w:b/>
-          <w:sz w:val="24"/>
-        </w:rPr>
-        <w:t>账号：14芳芳财会|橙子学会计</w:t>
+        <w:t>#会计 #中级会计 #中级会计备考 #注会cpa #财会 #备考焦虑 #上班族备考 #诗雨会计</w:t>
       </w:r>
     </w:p>
     <w:p>
@@ -381,30 +195,6 @@
           <w:sz w:val="28"/>
         </w:rPr>
         <w:t>第95篇</w:t>
-      </w:r>
-    </w:p>
-    <w:p>
-      <w:r>
-        <w:rPr>
-          <w:b/>
-          <w:sz w:val="24"/>
-        </w:rPr>
-        <w:t>标题：做了详细计划表第一天就废了</w:t>
-      </w:r>
-    </w:p>
-    <w:p>
-      <w:r>
-        <w:rPr>
-          <w:sz w:val="24"/>
-        </w:rPr>
-      </w:r>
-    </w:p>
-    <w:p>
-      <w:r>
-        <w:rPr>
-          <w:sz w:val="24"/>
-        </w:rPr>
-        <w:t>正文：</w:t>
       </w:r>
     </w:p>
     <w:p>
@@ -452,45 +242,7 @@
         <w:rPr>
           <w:sz w:val="24"/>
         </w:rPr>
-      </w:r>
-    </w:p>
-    <w:p>
-      <w:r>
-        <w:rPr>
-          <w:sz w:val="24"/>
-        </w:rPr>
-        <w:t>话题：#会计 #中级会计 #中级会计备考 #注会cpa #财会 #备考日记 #考前冲刺 #诗雨会计</w:t>
-      </w:r>
-    </w:p>
-    <w:p>
-      <w:r>
-        <w:rPr>
-          <w:sz w:val="24"/>
-        </w:rPr>
-      </w:r>
-    </w:p>
-    <w:p>
-      <w:r>
-        <w:rPr>
-          <w:sz w:val="24"/>
-        </w:rPr>
-        <w:t>时间：</w:t>
-      </w:r>
-    </w:p>
-    <w:p>
-      <w:r>
-        <w:rPr>
-          <w:sz w:val="24"/>
-        </w:rPr>
-      </w:r>
-    </w:p>
-    <w:p>
-      <w:r>
-        <w:rPr>
-          <w:b/>
-          <w:sz w:val="24"/>
-        </w:rPr>
-        <w:t>账号：14芳芳财会|新老婆</w:t>
+        <w:t>#会计 #中级会计 #中级会计备考 #注会cpa #财会 #备考日记 #考前冲刺 #诗雨会计</w:t>
       </w:r>
     </w:p>
     <w:p>
@@ -505,30 +257,6 @@
           <w:sz w:val="28"/>
         </w:rPr>
         <w:t>第96篇</w:t>
-      </w:r>
-    </w:p>
-    <w:p>
-      <w:r>
-        <w:rPr>
-          <w:b/>
-          <w:sz w:val="24"/>
-        </w:rPr>
-        <w:t>标题：每次学习都在等状态好了再开始</w:t>
-      </w:r>
-    </w:p>
-    <w:p>
-      <w:r>
-        <w:rPr>
-          <w:sz w:val="24"/>
-        </w:rPr>
-      </w:r>
-    </w:p>
-    <w:p>
-      <w:r>
-        <w:rPr>
-          <w:sz w:val="24"/>
-        </w:rPr>
-        <w:t>正文：</w:t>
       </w:r>
     </w:p>
     <w:p>
@@ -576,45 +304,7 @@
         <w:rPr>
           <w:sz w:val="24"/>
         </w:rPr>
-      </w:r>
-    </w:p>
-    <w:p>
-      <w:r>
-        <w:rPr>
-          <w:sz w:val="24"/>
-        </w:rPr>
-        <w:t>话题：#会计 #中级会计 #中级会计备考 #注会cpa #财会 #备考焦虑 #备考打卡 #诗雨会计</w:t>
-      </w:r>
-    </w:p>
-    <w:p>
-      <w:r>
-        <w:rPr>
-          <w:sz w:val="24"/>
-        </w:rPr>
-      </w:r>
-    </w:p>
-    <w:p>
-      <w:r>
-        <w:rPr>
-          <w:sz w:val="24"/>
-        </w:rPr>
-        <w:t>时间：</w:t>
-      </w:r>
-    </w:p>
-    <w:p>
-      <w:r>
-        <w:rPr>
-          <w:sz w:val="24"/>
-        </w:rPr>
-      </w:r>
-    </w:p>
-    <w:p>
-      <w:r>
-        <w:rPr>
-          <w:b/>
-          <w:sz w:val="24"/>
-        </w:rPr>
-        <w:t>账号：14芳芳财会|孙玲小红书</w:t>
+        <w:t>#会计 #中级会计 #中级会计备考 #注会cpa #财会 #备考焦虑 #备考打卡 #诗雨会计</w:t>
       </w:r>
     </w:p>
     <w:p>
@@ -629,30 +319,6 @@
           <w:sz w:val="28"/>
         </w:rPr>
         <w:t>第97篇</w:t>
-      </w:r>
-    </w:p>
-    <w:p>
-      <w:r>
-        <w:rPr>
-          <w:b/>
-          <w:sz w:val="24"/>
-        </w:rPr>
-        <w:t>标题：下班坐地铁才是唯一的学习时间</w:t>
-      </w:r>
-    </w:p>
-    <w:p>
-      <w:r>
-        <w:rPr>
-          <w:sz w:val="24"/>
-        </w:rPr>
-      </w:r>
-    </w:p>
-    <w:p>
-      <w:r>
-        <w:rPr>
-          <w:sz w:val="24"/>
-        </w:rPr>
-        <w:t>正文：</w:t>
       </w:r>
     </w:p>
     <w:p>
@@ -700,45 +366,7 @@
         <w:rPr>
           <w:sz w:val="24"/>
         </w:rPr>
-      </w:r>
-    </w:p>
-    <w:p>
-      <w:r>
-        <w:rPr>
-          <w:sz w:val="24"/>
-        </w:rPr>
-        <w:t>话题：#会计 #中级会计 #中级会计备考 #注会cpa #财会 #上班族备考 #备考打卡 #诗雨会计</w:t>
-      </w:r>
-    </w:p>
-    <w:p>
-      <w:r>
-        <w:rPr>
-          <w:sz w:val="24"/>
-        </w:rPr>
-      </w:r>
-    </w:p>
-    <w:p>
-      <w:r>
-        <w:rPr>
-          <w:sz w:val="24"/>
-        </w:rPr>
-        <w:t>时间：</w:t>
-      </w:r>
-    </w:p>
-    <w:p>
-      <w:r>
-        <w:rPr>
-          <w:sz w:val="24"/>
-        </w:rPr>
-      </w:r>
-    </w:p>
-    <w:p>
-      <w:r>
-        <w:rPr>
-          <w:b/>
-          <w:sz w:val="24"/>
-        </w:rPr>
-        <w:t>账号：14芳芳财会|爹爹</w:t>
+        <w:t>#会计 #中级会计 #中级会计备考 #注会cpa #财会 #上班族备考 #备考打卡 #诗雨会计</w:t>
       </w:r>
     </w:p>
     <w:p>
@@ -753,30 +381,6 @@
           <w:sz w:val="28"/>
         </w:rPr>
         <w:t>第98篇</w:t>
-      </w:r>
-    </w:p>
-    <w:p>
-      <w:r>
-        <w:rPr>
-          <w:b/>
-          <w:sz w:val="24"/>
-        </w:rPr>
-        <w:t>标题：背了三遍的公式下次还是忘了</w:t>
-      </w:r>
-    </w:p>
-    <w:p>
-      <w:r>
-        <w:rPr>
-          <w:sz w:val="24"/>
-        </w:rPr>
-      </w:r>
-    </w:p>
-    <w:p>
-      <w:r>
-        <w:rPr>
-          <w:sz w:val="24"/>
-        </w:rPr>
-        <w:t>正文：</w:t>
       </w:r>
     </w:p>
     <w:p>
@@ -824,45 +428,7 @@
         <w:rPr>
           <w:sz w:val="24"/>
         </w:rPr>
-      </w:r>
-    </w:p>
-    <w:p>
-      <w:r>
-        <w:rPr>
-          <w:sz w:val="24"/>
-        </w:rPr>
-        <w:t>话题：#会计 #中级会计 #中级会计备考 #注会cpa #财会 #备考日记 #考前冲刺 #诗雨会计</w:t>
-      </w:r>
-    </w:p>
-    <w:p>
-      <w:r>
-        <w:rPr>
-          <w:sz w:val="24"/>
-        </w:rPr>
-      </w:r>
-    </w:p>
-    <w:p>
-      <w:r>
-        <w:rPr>
-          <w:sz w:val="24"/>
-        </w:rPr>
-        <w:t>时间：</w:t>
-      </w:r>
-    </w:p>
-    <w:p>
-      <w:r>
-        <w:rPr>
-          <w:sz w:val="24"/>
-        </w:rPr>
-      </w:r>
-    </w:p>
-    <w:p>
-      <w:r>
-        <w:rPr>
-          <w:b/>
-          <w:sz w:val="24"/>
-        </w:rPr>
-        <w:t>账号：14芳芳财会|张菊香</w:t>
+        <w:t>#会计 #中级会计 #中级会计备考 #注会cpa #财会 #备考日记 #考前冲刺 #诗雨会计</w:t>
       </w:r>
     </w:p>
     <w:sectPr>

--- a/01-6个主号内容创作/引流小号_发布文案/引流小号_第92-98篇.docx
+++ b/01-6个主号内容创作/引流小号_发布文案/引流小号_第92-98篇.docx
@@ -56,7 +56,7 @@
         <w:rPr>
           <w:sz w:val="24"/>
         </w:rPr>
-        <w:t>#会计 #中级会计 #中级会计备考 #注会cpa #财会 #备考焦虑 #备考打卡 #诗雨会计</w:t>
+        <w:t>#会计 #中级会计 #中级会计备考 #注会cpa #备考焦虑 #备考打卡 #诗雨会计</w:t>
       </w:r>
     </w:p>
     <w:p>
@@ -118,7 +118,7 @@
         <w:rPr>
           <w:sz w:val="24"/>
         </w:rPr>
-        <w:t>#会计 #中级会计 #中级会计备考 #注会cpa #财会 #备考日记 #备考打卡 #诗雨会计</w:t>
+        <w:t>#会计 #中级会计 #中级会计备考 #注会cpa #备考打卡 #诗雨会计</w:t>
       </w:r>
     </w:p>
     <w:p>
@@ -180,7 +180,7 @@
         <w:rPr>
           <w:sz w:val="24"/>
         </w:rPr>
-        <w:t>#会计 #中级会计 #中级会计备考 #注会cpa #财会 #备考焦虑 #上班族备考 #诗雨会计</w:t>
+        <w:t>#会计 #中级会计 #中级会计备考 #注会cpa #备考焦虑 #诗雨会计</w:t>
       </w:r>
     </w:p>
     <w:p>
@@ -242,7 +242,7 @@
         <w:rPr>
           <w:sz w:val="24"/>
         </w:rPr>
-        <w:t>#会计 #中级会计 #中级会计备考 #注会cpa #财会 #备考日记 #考前冲刺 #诗雨会计</w:t>
+        <w:t>#会计 #中级会计 #中级会计备考 #注会cpa #诗雨会计</w:t>
       </w:r>
     </w:p>
     <w:p>
@@ -304,7 +304,7 @@
         <w:rPr>
           <w:sz w:val="24"/>
         </w:rPr>
-        <w:t>#会计 #中级会计 #中级会计备考 #注会cpa #财会 #备考焦虑 #备考打卡 #诗雨会计</w:t>
+        <w:t>#会计 #中级会计 #中级会计备考 #注会cpa #备考焦虑 #备考打卡 #诗雨会计</w:t>
       </w:r>
     </w:p>
     <w:p>
@@ -366,7 +366,7 @@
         <w:rPr>
           <w:sz w:val="24"/>
         </w:rPr>
-        <w:t>#会计 #中级会计 #中级会计备考 #注会cpa #财会 #上班族备考 #备考打卡 #诗雨会计</w:t>
+        <w:t>#会计 #中级会计 #中级会计备考 #注会cpa #备考打卡 #诗雨会计</w:t>
       </w:r>
     </w:p>
     <w:p>
@@ -428,7 +428,7 @@
         <w:rPr>
           <w:sz w:val="24"/>
         </w:rPr>
-        <w:t>#会计 #中级会计 #中级会计备考 #注会cpa #财会 #备考日记 #考前冲刺 #诗雨会计</w:t>
+        <w:t>#会计 #中级会计 #中级会计备考 #注会cpa #诗雨会计</w:t>
       </w:r>
     </w:p>
     <w:sectPr>
